--- a/pr-preview/pr-194/bayesian-inference-handout.docx
+++ b/pr-preview/pr-194/bayesian-inference-handout.docx
@@ -15,7 +15,7 @@
         <w:pStyle w:val="Date"/>
       </w:pPr>
       <w:r>
-        <w:t xml:space="preserve">Last modified: 2026-10-15 01:25:45 (PDT)</w:t>
+        <w:t xml:space="preserve">Last modified: 2026-10-15 08:11:19 (PDT)</w:t>
       </w:r>
     </w:p>
     <w:p>
@@ -1453,7 +1453,7 @@
           <w:b/>
           <w:bCs/>
         </w:rPr>
-        <w:t xml:space="preserve">Definition 5 (Marginal likelihood)</w:t>
+        <w:t xml:space="preserve">Definition 5 (Marginal likelihood (evidence))</w:t>
       </w:r>
       <w:r>
         <w:t xml:space="preserve"> </w:t>
@@ -32496,7 +32496,7 @@
           <w:b/>
           <w:bCs/>
         </w:rPr>
-        <w:t xml:space="preserve">Definition 13 (Flat prior)</w:t>
+        <w:t xml:space="preserve">Definition 13 (Flat prior (uniform prior))</w:t>
       </w:r>
       <w:r>
         <w:t xml:space="preserve"> </w:t>
@@ -32531,29 +32531,10 @@
           <w:b/>
           <w:bCs/>
         </w:rPr>
-        <w:t xml:space="preserve">uniform</w:t>
-      </w:r>
-      <w:r>
-        <w:t xml:space="preserve"> </w:t>
-      </w:r>
-      <w:r>
-        <w:t xml:space="preserve">or</w:t>
-      </w:r>
-      <w:r>
-        <w:t xml:space="preserve"> </w:t>
-      </w:r>
-      <w:r>
-        <w:rPr>
-          <w:b/>
-          <w:bCs/>
-        </w:rPr>
-        <w:t xml:space="preserve">noninformative</w:t>
-      </w:r>
-      <w:r>
-        <w:t xml:space="preserve"> </w:t>
-      </w:r>
-      <w:r>
-        <w:t xml:space="preserve">prior,</w:t>
+        <w:t xml:space="preserve">uniform prior</w:t>
+      </w:r>
+      <w:r>
+        <w:t xml:space="preserve">,</w:t>
       </w:r>
       <w:r>
         <w:t xml:space="preserve"> </w:t>
@@ -32644,6 +32625,38 @@
       </w:r>
     </w:p>
     <w:bookmarkEnd w:id="91"/>
+    <w:p>
+      <w:pPr>
+        <w:pStyle w:val="BodyText"/>
+      </w:pPr>
+      <w:r>
+        <w:t xml:space="preserve">A flat prior is a common choice of noninformative prior,</w:t>
+      </w:r>
+      <w:r>
+        <w:t xml:space="preserve"> </w:t>
+      </w:r>
+      <w:r>
+        <w:t xml:space="preserve">but</w:t>
+      </w:r>
+      <w:r>
+        <w:t xml:space="preserve"> </w:t>
+      </w:r>
+      <w:r>
+        <w:t xml:space="preserve">“noninformative prior”</w:t>
+      </w:r>
+      <w:r>
+        <w:t xml:space="preserve"> </w:t>
+      </w:r>
+      <w:r>
+        <w:t xml:space="preserve">is the broader idea:</w:t>
+      </w:r>
+      <w:r>
+        <w:t xml:space="preserve"> </w:t>
+      </w:r>
+      <w:r>
+        <w:t xml:space="preserve">other noninformative priors, such as Jeffreys priors, are not flat.</w:t>
+      </w:r>
+    </w:p>
     <w:bookmarkStart w:id="92" w:name="def-improper-prior"/>
     <w:p>
       <w:pPr>
@@ -51777,7 +51790,7 @@
           <w:b/>
           <w:bCs/>
         </w:rPr>
-        <w:t xml:space="preserve">Definition 22 (Hierarchical model)</w:t>
+        <w:t xml:space="preserve">Definition 22 (Hierarchical model (multilevel model))</w:t>
       </w:r>
       <w:r>
         <w:t xml:space="preserve"> </w:t>
